--- a/downloads/documents/04 Units/Unit 02 - Individual Growth and Life Readiness - Me, My Goals, My Money/Lesson 02.17 - The Crisis and Panic Selling.docx
+++ b/downloads/documents/04 Units/Unit 02 - Individual Growth and Life Readiness - Me, My Goals, My Money/Lesson 02.17 - The Crisis and Panic Selling.docx
@@ -362,7 +362,7 @@
         <w:t xml:space="preserve"> </w:t>
       </w:r>
       <w:r>
-        <w:t xml:space="preserve">Tier 3 (FACS): market crash, panic selling, sell, hold, buy, loss aversion (grade 8 stretch only), recovery. See the unit vocabulary list for Turkish, Portuguese, and Spanish.</w:t>
+        <w:t xml:space="preserve">Tier 3 (FACS): market crash, panic selling, sell, hold, buy, loss aversion (grade 8 stretch only), recovery. See the unit vocabulary list for the Spanish column.</w:t>
       </w:r>
     </w:p>
     <w:p>
@@ -1589,7 +1589,7 @@
         <w:pStyle w:val="Compact"/>
       </w:pPr>
       <w:r>
-        <w:t xml:space="preserve">ELL: the crisis dispatch is read aloud twice, once fast and once slow; the decision grid has the five steps as icons (a question mark, a list, a scale, a check mark, a mirror) and a word bank for feelings in English, Turkish, Portuguese, and Spanish (scared, worried, calm, angry, excited); sentence starter</w:t>
+        <w:t xml:space="preserve">ELL: the crisis dispatch is read aloud twice, once fast and once slow; the decision grid has the five steps as icons (a question mark, a list, a scale, a check mark, a mirror) and a word bank for feelings in English and Spanish (scared, worried, calm, angry, excited); sentence starter</w:t>
       </w:r>
       <w:r>
         <w:t xml:space="preserve"> </w:t>

--- a/downloads/documents/04 Units/Unit 02 - Individual Growth and Life Readiness - Me, My Goals, My Money/Lesson 02.17 - The Crisis and Panic Selling.docx
+++ b/downloads/documents/04 Units/Unit 02 - Individual Growth and Life Readiness - Me, My Goals, My Money/Lesson 02.17 - The Crisis and Panic Selling.docx
@@ -41,7 +41,7 @@
         <w:t xml:space="preserve"> </w:t>
       </w:r>
       <w:r>
-        <w:t xml:space="preserve">2.4 ClassroomStreet Investor Challenge</w:t>
+        <w:t xml:space="preserve">2.4 The Gilded Age Market Investor Challenge</w:t>
       </w:r>
       <w:r>
         <w:t xml:space="preserve"> </w:t>
@@ -86,7 +86,7 @@
         <w:t xml:space="preserve"> </w:t>
       </w:r>
       <w:r>
-        <w:t xml:space="preserve">classroom with devices (paper ledger version in</w:t>
+        <w:t xml:space="preserve">classroom with a board (the market is a paper game; see</w:t>
       </w:r>
       <w:r>
         <w:t xml:space="preserve"> </w:t>
@@ -269,7 +269,7 @@
         <w:t xml:space="preserve"> </w:t>
       </w:r>
       <w:r>
-        <w:t xml:space="preserve">A crash is when the price of a thing falls fast and everyone feels it at once. The feeling is real; the loss is only real if you sell. The people who do worst in a crash are usually the ones who decided fastest.</w:t>
+        <w:t xml:space="preserve">A boom is when prices rise so long that everyone forgets they can fall. A crash is when they fall fast and everyone feels it at once. The feeling is real both times; the loss is only real if you sell, or if you borrowed. The people who do worst in a crash are usually the ones who decided fastest, in 1928 or in 1929.</w:t>
       </w:r>
       <w:r>
         <w:t xml:space="preserve"> </w:t>
@@ -284,7 +284,7 @@
         <w:t xml:space="preserve"> </w:t>
       </w:r>
       <w:r>
-        <w:t xml:space="preserve">When your money is falling and everyone around you is selling, what is the smart thing to do, and how would you know?</w:t>
+        <w:t xml:space="preserve">When your money is climbing and everyone is buying, or falling and everyone is selling, what is the smart thing to do, and how would you know?</w:t>
       </w:r>
     </w:p>
     <w:p>
@@ -314,7 +314,7 @@
         <w:pStyle w:val="Compact"/>
       </w:pPr>
       <w:r>
-        <w:t xml:space="preserve">(Low) Given the crisis dispatch, describe what a market crash is and name two signs of stress they noticed in themselves or the room.</w:t>
+        <w:t xml:space="preserve">(Low) Given the Round 6 and Round 7 dispatches, describe what a boom, a margin loan and a market crash are, and name two signs of stress they noticed in themselves or the room.</w:t>
       </w:r>
     </w:p>
     <w:p>
@@ -326,7 +326,7 @@
         <w:pStyle w:val="Compact"/>
       </w:pPr>
       <w:r>
-        <w:t xml:space="preserve">(Mid) Given their own crashing portfolio, apply the five-step decision model (name the choice, list options, weigh each against what matters, decide, look back) to the sell, hold, or buy choice and record it on the decision grid.</w:t>
+        <w:t xml:space="preserve">(Mid) Given their own ledger at 1928 prices and again at October 1929 prices, apply the five-step decision model (name the choice, list options, weigh each against what matters, decide, look back) to the sell, hold, buy or borrow choice and record it on the decision grid before trading.</w:t>
       </w:r>
     </w:p>
     <w:p>
@@ -338,7 +338,7 @@
         <w:pStyle w:val="Compact"/>
       </w:pPr>
       <w:r>
-        <w:t xml:space="preserve">(High) Given the class poll and two real crashes, evaluate their own Day 1 decision in writing: was it a plan or a panic, and what evidence says so.</w:t>
+        <w:t xml:space="preserve">(High) Given the class poll and the two crashes on the class’s own board (1893 and 1929), evaluate their own Round 6 and Round 7 decisions in writing: a plan or a rush, a plan or a panic, and what number from the ledger says so.</w:t>
       </w:r>
     </w:p>
     <w:p>
@@ -362,7 +362,7 @@
         <w:t xml:space="preserve"> </w:t>
       </w:r>
       <w:r>
-        <w:t xml:space="preserve">Tier 3 (FACS): market crash, panic selling, sell, hold, buy, loss aversion (grade 8 stretch only), recovery. See the unit vocabulary list for the Spanish column.</w:t>
+        <w:t xml:space="preserve">Tier 3 (FACS): boom, margin loan, margin call, market crash, panic selling, sell, hold, buy, loss aversion (grade 8 stretch only). See the unit vocabulary list for the Spanish column.</w:t>
       </w:r>
     </w:p>
     <w:p>
@@ -384,7 +384,37 @@
         <w:pStyle w:val="Compact"/>
       </w:pPr>
       <w:r>
-        <w:t xml:space="preserve">Devices and login cards</w:t>
+        <w:rPr>
+          <w:rStyle w:val="VerbatimChar"/>
+        </w:rPr>
+        <w:t xml:space="preserve">Handout 02.14 - The Gilded Age Market Kit.md</w:t>
+      </w:r>
+      <w:r>
+        <w:t xml:space="preserve"> </w:t>
+      </w:r>
+      <w:r>
+        <w:t xml:space="preserve">(teacher): page 2 for the Round 6 and Round 7 prices, page 3 for the two dispatches, page 1 for the margin rule</w:t>
+      </w:r>
+    </w:p>
+    <w:p>
+      <w:pPr>
+        <w:numPr>
+          <w:ilvl w:val="0"/>
+          <w:numId w:val="1003"/>
+        </w:numPr>
+        <w:pStyle w:val="Compact"/>
+      </w:pPr>
+      <w:r>
+        <w:rPr>
+          <w:rStyle w:val="VerbatimChar"/>
+        </w:rPr>
+        <w:t xml:space="preserve">Handout 02.19 - Paper Ledger.md</w:t>
+      </w:r>
+      <w:r>
+        <w:t xml:space="preserve"> </w:t>
+      </w:r>
+      <w:r>
+        <w:t xml:space="preserve">(student), in every folder since Round 0; the margin line is on it</w:t>
       </w:r>
     </w:p>
     <w:p>
@@ -426,6 +456,18 @@
         <w:pStyle w:val="Compact"/>
       </w:pPr>
       <w:r>
+        <w:t xml:space="preserve">The teacher’s own paper ledger, loaded with RADIO on purpose before Day 1, to model the grid on</w:t>
+      </w:r>
+    </w:p>
+    <w:p>
+      <w:pPr>
+        <w:numPr>
+          <w:ilvl w:val="0"/>
+          <w:numId w:val="1003"/>
+        </w:numPr>
+        <w:pStyle w:val="Compact"/>
+      </w:pPr>
+      <w:r>
         <w:t xml:space="preserve">Four corner signs: SOLD SOME, SOLD EVERYTHING, HELD, BOUGHT MORE (for Day 2)</w:t>
       </w:r>
     </w:p>
@@ -459,7 +501,7 @@
         <w:pStyle w:val="Compact"/>
       </w:pPr>
       <w:r>
-        <w:t xml:space="preserve">Exit cards</w:t>
+        <w:t xml:space="preserve">Exit cards, calculators for the margin math</w:t>
       </w:r>
     </w:p>
     <w:p>
@@ -471,7 +513,55 @@
         <w:pStyle w:val="Compact"/>
       </w:pPr>
       <w:r>
-        <w:t xml:space="preserve">Setup notes: before class on Day 1, use Jump to Window to set the market to window 25, the first crisis window, so the crisis dispatch is the first thing students see when they log in. Do not tell them the day before. In the simulation the crisis runs windows 25 to 32: Sparkstone and Cloudberry fall 15 to 25 percent per window, Iron Vault and Crown Seal barely move, Honeypot does not move, Willowbrook dips and recovers, Meadowgold drops 5 to 10 percent. Have the class list ready for the clipboard check on emotion words. Tell the health teacher this is the week the stress lesson happens, so the words match.</w:t>
+        <w:t xml:space="preserve">Setup notes: before class on Day 1, write</w:t>
+      </w:r>
+      <w:r>
+        <w:t xml:space="preserve"> </w:t>
+      </w:r>
+      <w:r>
+        <w:t xml:space="preserve">“</w:t>
+      </w:r>
+      <w:r>
+        <w:t xml:space="preserve">Round 6, 1928</w:t>
+      </w:r>
+      <w:r>
+        <w:t xml:space="preserve">”</w:t>
+      </w:r>
+      <w:r>
+        <w:t xml:space="preserve"> </w:t>
+      </w:r>
+      <w:r>
+        <w:t xml:space="preserve">and the Round 6 prices on the board (RAIL 70, OIL 70, GAS 40, ELEC 90, STEEL 90, AUTO 60, RADIO 100) and cover the dispatch until Step 1. Before class on Day 2, write</w:t>
+      </w:r>
+      <w:r>
+        <w:t xml:space="preserve"> </w:t>
+      </w:r>
+      <w:r>
+        <w:t xml:space="preserve">“</w:t>
+      </w:r>
+      <w:r>
+        <w:t xml:space="preserve">Round 7, October 1929</w:t>
+      </w:r>
+      <w:r>
+        <w:t xml:space="preserve">”</w:t>
+      </w:r>
+      <w:r>
+        <w:t xml:space="preserve"> </w:t>
+      </w:r>
+      <w:r>
+        <w:t xml:space="preserve">and the Round 7 prices (RAIL 45, OIL 50, GAS 32, ELEC 45, STEEL 50, AUTO 30, RADIO 30). Do not tell them on Day 1 what Day 2 brings; the kit’s Round 6 question (</w:t>
+      </w:r>
+      <w:r>
+        <w:t xml:space="preserve">“</w:t>
+      </w:r>
+      <w:r>
+        <w:t xml:space="preserve">is that a reason to buy, or a reason to worry?</w:t>
+      </w:r>
+      <w:r>
+        <w:t xml:space="preserve">”</w:t>
+      </w:r>
+      <w:r>
+        <w:t xml:space="preserve">) is the only hint they get. Have the class list ready for the clipboard check on emotion words. Tell the health teacher this is the week the stress lesson happens, so the words match.</w:t>
       </w:r>
     </w:p>
     <w:p>
@@ -489,7 +579,7 @@
         <w:pStyle w:val="FirstParagraph"/>
       </w:pPr>
       <w:r>
-        <w:t xml:space="preserve">The Lesson 2.16 exit cards and pie sketches tell you who is walking in with one big slice. Those students are the ones to watch in the first three minutes of Day 1, not to rescue, but to make sure they are writing before they trade.</w:t>
+        <w:t xml:space="preserve">The Lesson 2.16 exit cards and pie sketches tell you who is walking in with one big slice. Those students, and anyone who asks about the margin line before you explain it, are the ones to watch in the first three minutes of Day 1, not to rescue, but to make sure they are writing before they trade.</w:t>
       </w:r>
     </w:p>
     <w:p>
@@ -507,7 +597,7 @@
         <w:pStyle w:val="FirstParagraph"/>
       </w:pPr>
       <w:r>
-        <w:t xml:space="preserve">The crisis dispatch is on the projector when students walk in, full text, with the ticker showing the first drops. On the board:</w:t>
+        <w:t xml:space="preserve">The Round 6 prices are on the board when students walk in, under the year 1928. On the board:</w:t>
       </w:r>
       <w:r>
         <w:t xml:space="preserve"> </w:t>
@@ -516,7 +606,7 @@
         <w:t xml:space="preserve">“</w:t>
       </w:r>
       <w:r>
-        <w:t xml:space="preserve">Read the dispatch. Look at your total fortune. Write one word for how you feel and one thing you want to do right now. Do not trade yet.</w:t>
+        <w:t xml:space="preserve">Write the Round 6 prices in your ledger. Work out your total. It is probably the highest it has ever been. Write one word for how you feel and one thing you want to do right now. Do not trade yet.</w:t>
       </w:r>
       <w:r>
         <w:t xml:space="preserve">”</w:t>
@@ -527,7 +617,7 @@
         <w:pStyle w:val="BodyText"/>
       </w:pPr>
       <w:r>
-        <w:t xml:space="preserve">Debrief: collect the feeling words out loud, fast, and write them on the board (scared, mad, fine, excited, sick). The hook is the board itself:</w:t>
+        <w:t xml:space="preserve">Debrief: collect the feeling words out loud, fast, and write them on the board (rich, excited, nervous, greedy, fine). The hook is the board itself:</w:t>
       </w:r>
       <w:r>
         <w:t xml:space="preserve"> </w:t>
@@ -645,29 +735,29 @@
               <w:jc w:val="left"/>
             </w:pPr>
             <w:r>
-              <w:t xml:space="preserve">Day 1, 1. Direct instruction: emotions and money</w:t>
-            </w:r>
-          </w:p>
-        </w:tc>
-        <w:tc>
-          <w:p>
-            <w:pPr>
-              <w:pStyle w:val="Compact"/>
-              <w:jc w:val="left"/>
-            </w:pPr>
-            <w:r>
-              <w:t xml:space="preserve">Slides 3 to 5. What a crash is: prices of risky ventures falling fast because more people want out than in, all at once. Then the body: the signs of stress from HSW 6. c) (a fast heartbeat, a tight stomach, wanting to act right now, not being able to think of anything else) and the one step that helps before a money decision: stop, breathe once, name what you are choosing. Say the two facts that matter: you have not lost anything until you sell, and the safe ventures on your screen did not move. Point at HNYP and SEAL on the ticker.</w:t>
-            </w:r>
-          </w:p>
-        </w:tc>
-        <w:tc>
-          <w:p>
-            <w:pPr>
-              <w:pStyle w:val="Compact"/>
-              <w:jc w:val="left"/>
-            </w:pPr>
-            <w:r>
-              <w:t xml:space="preserve">Circle any stress sign they felt on the decision grid. Check the ticker: which ventures did not move.</w:t>
+              <w:t xml:space="preserve">Day 1, 1. Direct instruction: the boom and the margin line</w:t>
+            </w:r>
+          </w:p>
+        </w:tc>
+        <w:tc>
+          <w:p>
+            <w:pPr>
+              <w:pStyle w:val="Compact"/>
+              <w:jc w:val="left"/>
+            </w:pPr>
+            <w:r>
+              <w:t xml:space="preserve">Slides 3 to 5. Read the Round 6 dispatch aloud (kit page 3): radios in ten million homes, prices roughly tripled in four years, everyone buying, brokers lending. Say what a boom is: prices rising for so long that people buy because prices are rising, not because the company is worth more. Then the margin rule from kit page 1: today, and today only, the broker lends you up to the cash you hold, at Round 6 prices; the loan goes on the ledger’s margin line; next round the broker wants it back in cash. Then the body, from HSW 6. c): wanting to act right now and not being able to think of anything else are signs of stress, and greed feels the same in the body as fear. The one step that helps before a money decision: stop, breathe once, name what you are choosing. Point at the bank line: it paid 3 percent again and did not move.</w:t>
+            </w:r>
+          </w:p>
+        </w:tc>
+        <w:tc>
+          <w:p>
+            <w:pPr>
+              <w:pStyle w:val="Compact"/>
+              <w:jc w:val="left"/>
+            </w:pPr>
+            <w:r>
+              <w:t xml:space="preserve">Circle any stress sign they felt on the decision grid. Check the ledger: the bank paid; which companies rose most since Round 5.</w:t>
             </w:r>
           </w:p>
         </w:tc>
@@ -691,18 +781,18 @@
               <w:jc w:val="left"/>
             </w:pPr>
             <w:r>
-              <w:t xml:space="preserve">Day 1, 2. Learning activity: the decision grid</w:t>
-            </w:r>
-          </w:p>
-        </w:tc>
-        <w:tc>
-          <w:p>
-            <w:pPr>
-              <w:pStyle w:val="Compact"/>
-              <w:jc w:val="left"/>
-            </w:pPr>
-            <w:r>
-              <w:t xml:space="preserve">Hand out the grid. Walk the five steps with the class’s biggest one-slice portfolio as the example (yours, the teacher account, loaded with Sparkstone on purpose). Name the choice: sell, hold, or buy more. List the three options. Weigh each against what matters (three rows on the grid: what happens if prices keep falling, what happens if they recover, how I will feel next week). Decide. Leave</w:t>
+              <w:t xml:space="preserve">Day 1, 2. Learning activity: the decision grid, taught before the crash</w:t>
+            </w:r>
+          </w:p>
+        </w:tc>
+        <w:tc>
+          <w:p>
+            <w:pPr>
+              <w:pStyle w:val="Compact"/>
+              <w:jc w:val="left"/>
+            </w:pPr>
+            <w:r>
+              <w:t xml:space="preserve">Hand out the grid. Walk the five steps with the teacher ledger as the example (loaded with RADIO on purpose, bought at 6 in Round 5, now 100). Name the choice: sell, hold, buy more with cash, or buy on margin. List the four options. Weigh each against what matters (the rows on the grid: what happens if prices keep rising, what happens if they fall by half next round, can I pay a margin loan back if they fall, how I will feel next round, does it fit my pie). Decide. Leave</w:t>
             </w:r>
             <w:r>
               <w:t xml:space="preserve"> </w:t>
@@ -720,18 +810,18 @@
               <w:t xml:space="preserve"> </w:t>
             </w:r>
             <w:r>
-              <w:t xml:space="preserve">blank for Day 2. Students do their own grid for their own portfolio. Circulate; require a written decision before any trade.</w:t>
-            </w:r>
-          </w:p>
-        </w:tc>
-        <w:tc>
-          <w:p>
-            <w:pPr>
-              <w:pStyle w:val="Compact"/>
-              <w:jc w:val="left"/>
-            </w:pPr>
-            <w:r>
-              <w:t xml:space="preserve">Fill the grid for their own portfolio. Write the decision and one reason before touching the device.</w:t>
+              <w:t xml:space="preserve">blank for Day 2. Students do their own grid for their own ledger. Circulate; require a written decision before any trade.</w:t>
+            </w:r>
+          </w:p>
+        </w:tc>
+        <w:tc>
+          <w:p>
+            <w:pPr>
+              <w:pStyle w:val="Compact"/>
+              <w:jc w:val="left"/>
+            </w:pPr>
+            <w:r>
+              <w:t xml:space="preserve">Fill the grid’s Round 6 section for their own ledger. Write the decision and one reason before touching the trade log.</w:t>
             </w:r>
           </w:p>
         </w:tc>
@@ -755,18 +845,18 @@
               <w:jc w:val="left"/>
             </w:pPr>
             <w:r>
-              <w:t xml:space="preserve">Day 1, 3. Trading window</w:t>
-            </w:r>
-          </w:p>
-        </w:tc>
-        <w:tc>
-          <w:p>
-            <w:pPr>
-              <w:pStyle w:val="Compact"/>
-              <w:jc w:val="left"/>
-            </w:pPr>
-            <w:r>
-              <w:t xml:space="preserve">Advance windows 26 to 28, one click about every three minutes. Read every dispatch aloud in a flat voice. Say once, before the first click:</w:t>
+              <w:t xml:space="preserve">Day 1, 3. Trading, Round 6</w:t>
+            </w:r>
+          </w:p>
+        </w:tc>
+        <w:tc>
+          <w:p>
+            <w:pPr>
+              <w:pStyle w:val="Compact"/>
+              <w:jc w:val="left"/>
+            </w:pPr>
+            <w:r>
+              <w:t xml:space="preserve">Open trading at Round 6 prices. Anyone borrowing writes the loan on the margin line first, adds it to cash, then buys. Say once, before the first trade:</w:t>
             </w:r>
             <w:r>
               <w:t xml:space="preserve"> </w:t>
@@ -784,18 +874,18 @@
               <w:t xml:space="preserve"> </w:t>
             </w:r>
             <w:r>
-              <w:t xml:space="preserve">Circulate with the clipboard: who is selling, who is buying, who is frozen.</w:t>
-            </w:r>
-          </w:p>
-        </w:tc>
-        <w:tc>
-          <w:p>
-            <w:pPr>
-              <w:pStyle w:val="Compact"/>
-              <w:jc w:val="left"/>
-            </w:pPr>
-            <w:r>
-              <w:t xml:space="preserve">Trade or hold according to the grid. Record every trade on the grid’s trade box and on Entry 6.</w:t>
+              <w:t xml:space="preserve">The trading time runs longer today than the kit’s four minutes because the margin line takes a minute to write. Circulate with the clipboard: who is borrowing, who is buying RADIO at 100, who is moving money to the bank, who is holding.</w:t>
+            </w:r>
+          </w:p>
+        </w:tc>
+        <w:tc>
+          <w:p>
+            <w:pPr>
+              <w:pStyle w:val="Compact"/>
+              <w:jc w:val="left"/>
+            </w:pPr>
+            <w:r>
+              <w:t xml:space="preserve">Trade, borrow or hold according to the grid. Record every trade in the ledger’s trade log and on the grid’s trade box. Fill the Round 6 holdings table.</w:t>
             </w:r>
           </w:p>
         </w:tc>
@@ -830,18 +920,18 @@
               <w:jc w:val="left"/>
             </w:pPr>
             <w:r>
-              <w:t xml:space="preserve">Prompt: what I did, why, what happened, plus: how I felt at the start and how I feel now, in one sentence each.</w:t>
-            </w:r>
-          </w:p>
-        </w:tc>
-        <w:tc>
-          <w:p>
-            <w:pPr>
-              <w:pStyle w:val="Compact"/>
-              <w:jc w:val="left"/>
-            </w:pPr>
-            <w:r>
-              <w:t xml:space="preserve">Write Entry 6 with total fortune.</w:t>
+              <w:t xml:space="preserve">Prompt: what I did, why, what happened, my total in dollars, plus: my margin loan is $___ (or none), and how I felt at the start and how I feel now, in one sentence each.</w:t>
+            </w:r>
+          </w:p>
+        </w:tc>
+        <w:tc>
+          <w:p>
+            <w:pPr>
+              <w:pStyle w:val="Compact"/>
+              <w:jc w:val="left"/>
+            </w:pPr>
+            <w:r>
+              <w:t xml:space="preserve">Write Entry 6 with the total.</w:t>
             </w:r>
           </w:p>
         </w:tc>
@@ -914,6 +1004,24 @@
               <w:jc w:val="left"/>
             </w:pPr>
             <w:r>
+              <w:t xml:space="preserve">The Round 7 prices are on the board under</w:t>
+            </w:r>
+            <w:r>
+              <w:t xml:space="preserve"> </w:t>
+            </w:r>
+            <w:r>
+              <w:t xml:space="preserve">“</w:t>
+            </w:r>
+            <w:r>
+              <w:t xml:space="preserve">October 1929.</w:t>
+            </w:r>
+            <w:r>
+              <w:t xml:space="preserve">”</w:t>
+            </w:r>
+            <w:r>
+              <w:t xml:space="preserve"> </w:t>
+            </w:r>
+            <w:r>
               <w:t xml:space="preserve">On the board:</w:t>
             </w:r>
             <w:r>
@@ -923,21 +1031,27 @@
               <w:t xml:space="preserve">“</w:t>
             </w:r>
             <w:r>
-              <w:t xml:space="preserve">Yesterday I: sold some / sold everything / held / bought more. Circle one. Today the crisis is still going. Write your plan for today in one sentence before you log in.</w:t>
+              <w:t xml:space="preserve">Write the Round 7 prices in your ledger. Work out your total. Write one word for how you feel and one thing you want to do right now. Do not trade yet.</w:t>
             </w:r>
             <w:r>
               <w:t xml:space="preserve">”</w:t>
             </w:r>
-          </w:p>
-        </w:tc>
-        <w:tc>
-          <w:p>
-            <w:pPr>
-              <w:pStyle w:val="Compact"/>
-              <w:jc w:val="left"/>
-            </w:pPr>
-            <w:r>
-              <w:t xml:space="preserve">Circle and write.</w:t>
+            <w:r>
+              <w:t xml:space="preserve"> </w:t>
+            </w:r>
+            <w:r>
+              <w:t xml:space="preserve">Collect the feeling words fast and write them next to yesterday’s (scared, sick, mad, fine).</w:t>
+            </w:r>
+          </w:p>
+        </w:tc>
+        <w:tc>
+          <w:p>
+            <w:pPr>
+              <w:pStyle w:val="Compact"/>
+              <w:jc w:val="left"/>
+            </w:pPr>
+            <w:r>
+              <w:t xml:space="preserve">Fill the Round 7 price column and the holdings table. Write one word and one wish.</w:t>
             </w:r>
           </w:p>
         </w:tc>
@@ -961,47 +1075,29 @@
               <w:jc w:val="left"/>
             </w:pPr>
             <w:r>
-              <w:t xml:space="preserve">Day 2, 5. Learning activity: the class poll</w:t>
-            </w:r>
-          </w:p>
-        </w:tc>
-        <w:tc>
-          <w:p>
-            <w:pPr>
-              <w:pStyle w:val="Compact"/>
-              <w:jc w:val="left"/>
-            </w:pPr>
-            <w:r>
-              <w:t xml:space="preserve">Four corners. Students go to the corner that matches what they did yesterday. Count each corner on the board. Ask one student in each corner: why. Then the question that makes the lesson:</w:t>
-            </w:r>
-            <w:r>
-              <w:t xml:space="preserve"> </w:t>
-            </w:r>
-            <w:r>
-              <w:t xml:space="preserve">“</w:t>
-            </w:r>
-            <w:r>
-              <w:t xml:space="preserve">Whose total fortune dropped the most from yesterday morning to right now?</w:t>
-            </w:r>
-            <w:r>
-              <w:t xml:space="preserve">”</w:t>
-            </w:r>
-            <w:r>
-              <w:t xml:space="preserve"> </w:t>
-            </w:r>
-            <w:r>
-              <w:t xml:space="preserve">Take three numbers from each corner. Write the corner averages if the numbers allow. Usually SOLD EVERYTHING locked in the biggest loss; HELD is down on paper; BOUGHT MORE is down more on paper and has the most units. Do not declare a winner; the recovery decides that next lesson.</w:t>
-            </w:r>
-          </w:p>
-        </w:tc>
-        <w:tc>
-          <w:p>
-            <w:pPr>
-              <w:pStyle w:val="Compact"/>
-              <w:jc w:val="left"/>
-            </w:pPr>
-            <w:r>
-              <w:t xml:space="preserve">Move to a corner. Give a reason. Report a number.</w:t>
+              <w:t xml:space="preserve">Day 2, 5. Direct instruction: the crash and the margin call</w:t>
+            </w:r>
+          </w:p>
+        </w:tc>
+        <w:tc>
+          <w:p>
+            <w:pPr>
+              <w:pStyle w:val="Compact"/>
+              <w:jc w:val="left"/>
+            </w:pPr>
+            <w:r>
+              <w:t xml:space="preserve">Read the Round 7 dispatch aloud (kit page 3) in a flat voice: Thursday, October 24; the bankers’ pool; Monday the 28th, nearly thirteen percent; Tuesday the 29th, nearly twelve percent more; brokers calling in loans; radio losing seven tenths of its value. What a crash is: prices falling fast because more people want out than in, all at once. The body again: a fast heartbeat, a tight stomach, wanting to act right now. Then the two facts that matter: you have not lost anything until you sell, unless you borrowed; and the bank did not move and paid 3 percent again. Then the margin call, from kit page 1: anyone with a loan on the margin line pays it now, in cash; if the cash is not there, sell shares at Round 7 prices until it is; if the shares are not enough, the loan takes everything and the total is $0.</w:t>
+            </w:r>
+          </w:p>
+        </w:tc>
+        <w:tc>
+          <w:p>
+            <w:pPr>
+              <w:pStyle w:val="Compact"/>
+              <w:jc w:val="left"/>
+            </w:pPr>
+            <w:r>
+              <w:t xml:space="preserve">Circle the stress signs they feel now on the grid’s Round 7 section. Anyone with a margin loan does the margin call math box on the grid.</w:t>
             </w:r>
           </w:p>
         </w:tc>
@@ -1025,29 +1121,29 @@
               <w:jc w:val="left"/>
             </w:pPr>
             <w:r>
-              <w:t xml:space="preserve">Day 2, 6. Direct instruction: two real crashes</w:t>
-            </w:r>
-          </w:p>
-        </w:tc>
-        <w:tc>
-          <w:p>
-            <w:pPr>
-              <w:pStyle w:val="Compact"/>
-              <w:jc w:val="left"/>
-            </w:pPr>
-            <w:r>
-              <w:t xml:space="preserve">Slides 9 and 10, one crash each, at a middle school level. Crash 1, 2008: banks had lent money for houses to people who could not pay it back; when the loans failed, the banks failed, and the big stock market index fell about half over a year and a half. It took about four years to get back to where it was. People who sold at the bottom and never came back missed the recovery. Crash 2, 2020: a virus closed most of the world in a month; the same index fell about a third in about five weeks, then got back to where it was in about five months. Both times, the safe assets (government bonds, savings accounts) held. Both times, the people who kept buying a little every month came out ahead. Say the caution too: not every company recovers; some of the companies that fell in 2008 never came back. That is why diversification, not one lucky guess.</w:t>
-            </w:r>
-          </w:p>
-        </w:tc>
-        <w:tc>
-          <w:p>
-            <w:pPr>
-              <w:pStyle w:val="Compact"/>
-              <w:jc w:val="left"/>
-            </w:pPr>
-            <w:r>
-              <w:t xml:space="preserve">Take notes on the two-column organizer on the back of the decision grid: what caused it, how far it fell, how long to recover, what held.</w:t>
+              <w:t xml:space="preserve">Day 2, 6. Margin calls, the grid, and trading, Round 7</w:t>
+            </w:r>
+          </w:p>
+        </w:tc>
+        <w:tc>
+          <w:p>
+            <w:pPr>
+              <w:pStyle w:val="Compact"/>
+              <w:jc w:val="left"/>
+            </w:pPr>
+            <w:r>
+              <w:t xml:space="preserve">First, settle every margin loan with the teacher watching: cash paid or shares sold at Round 7 prices, written in the trade log, margin line to zero. Then the rule from yesterday: a written decision on the grid’s Round 7 section (sell, hold or buy) before any trade. Then open trading at Round 7 prices for four minutes. Circulate with the clipboard: who is selling everything, who is holding, who is buying, who is frozen. Say nothing about what Round 8 brings.</w:t>
+            </w:r>
+          </w:p>
+        </w:tc>
+        <w:tc>
+          <w:p>
+            <w:pPr>
+              <w:pStyle w:val="Compact"/>
+              <w:jc w:val="left"/>
+            </w:pPr>
+            <w:r>
+              <w:t xml:space="preserve">Settle any margin loan. Write the Round 7 decision and reason. Trade or hold according to it. Record trades in the trade log and on the grid.</w:t>
             </w:r>
           </w:p>
         </w:tc>
@@ -1071,29 +1167,47 @@
               <w:jc w:val="left"/>
             </w:pPr>
             <w:r>
-              <w:t xml:space="preserve">Day 2, 7. Trading window</w:t>
-            </w:r>
-          </w:p>
-        </w:tc>
-        <w:tc>
-          <w:p>
-            <w:pPr>
-              <w:pStyle w:val="Compact"/>
-              <w:jc w:val="left"/>
-            </w:pPr>
-            <w:r>
-              <w:t xml:space="preserve">Advance windows 29 to 32, one click every two and a half minutes. The last crisis window is 32; the recovery begins next lesson. Circulate.</w:t>
-            </w:r>
-          </w:p>
-        </w:tc>
-        <w:tc>
-          <w:p>
-            <w:pPr>
-              <w:pStyle w:val="Compact"/>
-              <w:jc w:val="left"/>
-            </w:pPr>
-            <w:r>
-              <w:t xml:space="preserve">Trade or hold, according to today’s plan from the do now. Record trades on Entry 7.</w:t>
+              <w:t xml:space="preserve">Day 2, 7. The class poll and two crashes on our own board</w:t>
+            </w:r>
+          </w:p>
+        </w:tc>
+        <w:tc>
+          <w:p>
+            <w:pPr>
+              <w:pStyle w:val="Compact"/>
+              <w:jc w:val="left"/>
+            </w:pPr>
+            <w:r>
+              <w:t xml:space="preserve">Four corners: students go to the corner that matches what they just did (SOLD SOME, SOLD EVERYTHING, HELD, BOUGHT MORE). Count each corner on the board. Ask one student in each corner: why. Then the question that makes the lesson:</w:t>
+            </w:r>
+            <w:r>
+              <w:t xml:space="preserve"> </w:t>
+            </w:r>
+            <w:r>
+              <w:t xml:space="preserve">“</w:t>
+            </w:r>
+            <w:r>
+              <w:t xml:space="preserve">Whose total dropped the most from Round 6 to Round 7?</w:t>
+            </w:r>
+            <w:r>
+              <w:t xml:space="preserve">”</w:t>
+            </w:r>
+            <w:r>
+              <w:t xml:space="preserve"> </w:t>
+            </w:r>
+            <w:r>
+              <w:t xml:space="preserve">Take three numbers from each corner; the margin borrowers are almost always the biggest drops. Do not declare a winner; the next rounds decide that. Then slides 12 to 15: the two crashes this class has already lived through on paper, side by side from the kit dispatches. Round 3, 1893: the Philadelphia and Reading Railroad bankrupt in February, about five hundred banks and more than fifteen thousand businesses failed, about one worker in six out of work; on our board RAIL fell from 45 to 25 and ELEC from 25 to 10, while OIL, GAS and the bank barely moved; and by Round 4 (1901) RAIL was 60 and ELEC 40. Round 7, 1929: brokers called their loans and the borrowers’ selling pushed prices lower; on our board RADIO fell from 100 to 30 and ELEC from 90 to 45, GAS fell least (40 to 32) and the bank did not move. What happened next after 1929, we find out in Round 8. The caution: not every company recovers; that is why diversification, not one lucky guess.</w:t>
+            </w:r>
+          </w:p>
+        </w:tc>
+        <w:tc>
+          <w:p>
+            <w:pPr>
+              <w:pStyle w:val="Compact"/>
+              <w:jc w:val="left"/>
+            </w:pPr>
+            <w:r>
+              <w:t xml:space="preserve">Move to a corner. Give a reason. Report a number. Then fill the two-crash organizer on the back of the grid: what caused it, how far our board fell (two companies each), what held, what happened to people who sold at the bottom.</w:t>
             </w:r>
           </w:p>
         </w:tc>
@@ -1146,7 +1260,7 @@
               <w:jc w:val="left"/>
             </w:pPr>
             <w:r>
-              <w:t xml:space="preserve">Prompt: what I did, why, what happened, plus: fill the</w:t>
+              <w:t xml:space="preserve">Prompt: what I did, why, what happened, my total in dollars, plus: fill the</w:t>
             </w:r>
             <w:r>
               <w:t xml:space="preserve"> </w:t>
@@ -1164,7 +1278,7 @@
               <w:t xml:space="preserve"> </w:t>
             </w:r>
             <w:r>
-              <w:t xml:space="preserve">row on the grid: was my Day 1 decision a plan or a panic, and what is my evidence (a number from the ledger).</w:t>
+              <w:t xml:space="preserve">row on the grid: was my Round 6 decision a plan or a rush, was my Round 7 decision a plan or a panic, and what is my evidence (a number from the ledger).</w:t>
             </w:r>
           </w:p>
         </w:tc>
@@ -1265,7 +1379,7 @@
         <w:pStyle w:val="Compact"/>
       </w:pPr>
       <w:r>
-        <w:t xml:space="preserve">Which ventures on the ticker did not fall? Why those?</w:t>
+        <w:t xml:space="preserve">Which line on your ledger did not fall between Round 6 and Round 7? Why that one?</w:t>
       </w:r>
     </w:p>
     <w:p>
@@ -1277,7 +1391,7 @@
         <w:pStyle w:val="Compact"/>
       </w:pPr>
       <w:r>
-        <w:t xml:space="preserve">You held. Your total fortune is down 3,000. Did you lose 3,000?</w:t>
+        <w:t xml:space="preserve">You held. Your total is down $600. Did you lose $600?</w:t>
       </w:r>
     </w:p>
     <w:p>
@@ -1289,7 +1403,19 @@
         <w:pStyle w:val="Compact"/>
       </w:pPr>
       <w:r>
-        <w:t xml:space="preserve">You sold everything at window 26. What would you need to see to buy back in?</w:t>
+        <w:t xml:space="preserve">You borrowed $200 in Round 6 and bought 2 RADIO at 100. RADIO is 30. What does the broker want, and what do you have?</w:t>
+      </w:r>
+    </w:p>
+    <w:p>
+      <w:pPr>
+        <w:numPr>
+          <w:ilvl w:val="0"/>
+          <w:numId w:val="1004"/>
+        </w:numPr>
+        <w:pStyle w:val="Compact"/>
+      </w:pPr>
+      <w:r>
+        <w:t xml:space="preserve">You sold everything at Round 7 prices. What would you need to see to buy back in?</w:t>
       </w:r>
     </w:p>
     <w:p>
@@ -1309,7 +1435,7 @@
         <w:pStyle w:val="Compact"/>
       </w:pPr>
       <w:r>
-        <w:t xml:space="preserve">Two students both have Sparkstone. One sold at the first drop, one held. Which one made the decision, and which one had the decision made for them by their stomach?</w:t>
+        <w:t xml:space="preserve">Two students both held RADIO at 100. One sold at 30, one held. Which one made the decision, and which one had the decision made for them by their stomach?</w:t>
       </w:r>
     </w:p>
     <w:p>
@@ -1321,7 +1447,7 @@
         <w:pStyle w:val="Compact"/>
       </w:pPr>
       <w:r>
-        <w:t xml:space="preserve">In 2008, who was hurt worst: the people who never invested, the people who held, or the people who sold at the bottom? What does that tell you?</w:t>
+        <w:t xml:space="preserve">The Round 7 dispatch says the factories are still there. So what changed between Round 6 and Round 7?</w:t>
       </w:r>
     </w:p>
     <w:p>
@@ -1333,7 +1459,19 @@
         <w:pStyle w:val="Compact"/>
       </w:pPr>
       <w:r>
-        <w:t xml:space="preserve">What does a stress sign feel like in your body, and how would you know it before you tap Sell?</w:t>
+        <w:t xml:space="preserve">In 1893 RAIL fell from 45 to 25 and was 60 by 1901. Who was hurt worst then: the person who never bought RAIL, the one who held, or the one who sold at 25? What does that tell you about 1929?</w:t>
+      </w:r>
+    </w:p>
+    <w:p>
+      <w:pPr>
+        <w:numPr>
+          <w:ilvl w:val="0"/>
+          <w:numId w:val="1005"/>
+        </w:numPr>
+        <w:pStyle w:val="Compact"/>
+      </w:pPr>
+      <w:r>
+        <w:t xml:space="preserve">What does a stress sign feel like in your body, and how would you know it before you write a sell in the log?</w:t>
       </w:r>
     </w:p>
     <w:p>
@@ -1360,7 +1498,7 @@
         <w:t xml:space="preserve">“</w:t>
       </w:r>
       <w:r>
-        <w:t xml:space="preserve">grid has a decision written before the first trade</w:t>
+        <w:t xml:space="preserve">grid has a Round 6 decision written before the first trade</w:t>
       </w:r>
       <w:r>
         <w:t xml:space="preserve">”</w:t>
@@ -1432,7 +1570,7 @@
         <w:t xml:space="preserve">“</w:t>
       </w:r>
       <w:r>
-        <w:t xml:space="preserve">Panic. I sold 200 SPRK at 40.50 and it is 31.20 now, so I would have been worse off holding today, but I had no plan for buying back.</w:t>
+        <w:t xml:space="preserve">Round 6 was a rush: I bought 3 RADIO at 100 because everyone was. Round 7 was a plan: I held, because 3 shares at 30 is $90 and selling would lock in a $210 loss, and the bank still has my $250.</w:t>
       </w:r>
       <w:r>
         <w:t xml:space="preserve">”</w:t>
@@ -1531,7 +1669,7 @@
         <w:t xml:space="preserve"> </w:t>
       </w:r>
       <w:r>
-        <w:t xml:space="preserve">Day 2: exit card, 3-2-1: 3 things that happened in one real crash, 2 kinds of ventures that held, 1 sentence: plan or panic, and why. Three students read the</w:t>
+        <w:t xml:space="preserve">Day 2: exit card, 3-2-1: 3 things that happened in October 1929 from the dispatch, 2 lines on the ledger that held or fell least, 1 sentence: plan or panic, and why. Three students read the</w:t>
       </w:r>
       <w:r>
         <w:t xml:space="preserve"> </w:t>
@@ -1549,7 +1687,7 @@
         <w:t xml:space="preserve"> </w:t>
       </w:r>
       <w:r>
-        <w:t xml:space="preserve">aloud, from different corners if possible. Sort; a student who could not name a held venture gets the two-crash organizer with the</w:t>
+        <w:t xml:space="preserve">aloud, from different corners if possible. Sort; a student who could not name a line that held gets the two-crash organizer with the</w:t>
       </w:r>
       <w:r>
         <w:t xml:space="preserve"> </w:t>
@@ -1589,7 +1727,7 @@
         <w:pStyle w:val="Compact"/>
       </w:pPr>
       <w:r>
-        <w:t xml:space="preserve">ELL: the crisis dispatch is read aloud twice, once fast and once slow; the decision grid has the five steps as icons (a question mark, a list, a scale, a check mark, a mirror) and a word bank for feelings in English and Spanish (scared, worried, calm, angry, excited); sentence starter</w:t>
+        <w:t xml:space="preserve">ELL: both dispatches are read aloud twice, once fast and once slow; the decision grid has the five steps as icons (a question mark, a list, a scale, a check mark, a mirror) and a word bank for feelings in English and Spanish (scared, worried, calm, angry, excited); sentence starter</w:t>
       </w:r>
       <w:r>
         <w:t xml:space="preserve"> </w:t>
@@ -1607,7 +1745,7 @@
         <w:t xml:space="preserve"> </w:t>
       </w:r>
       <w:r>
-        <w:t xml:space="preserve">is on the journal template; the two-crash organizer is a table, not a paragraph.</w:t>
+        <w:t xml:space="preserve">is on the journal template; the two-crash organizer is a table, not a paragraph; the margin rule is on the grid as three short lines with a worked example.</w:t>
       </w:r>
     </w:p>
     <w:p>
@@ -1619,7 +1757,7 @@
         <w:pStyle w:val="Compact"/>
       </w:pPr>
       <w:r>
-        <w:t xml:space="preserve">IEP and 504 (general): a student who becomes distressed by the drop can turn the device face down and do the grid on paper first with the teacher’s numbers; the four-corners poll can be done seated with a hand vote; the two-crash notes can be a printed slide with two blanks each; extended time by finishing the look back at the start of Lesson 2.18. Tell the counselor’s office in advance that this week is a designed stress moment in a simulation, so no one is surprised by what a student reports.</w:t>
+        <w:t xml:space="preserve">IEP and 504 (general): a student who becomes distressed by the drop can turn the ledger face down and do the grid first with the teacher’s numbers; the four-corners poll can be done seated with a hand vote; the two-crash notes can be a printed slide with two blanks each; the margin math box can be done with the teacher; extended time by finishing the look back at the start of Lesson 2.18. Tell the counselor’s office in advance that this week is a designed stress moment in a game, so no one is surprised by what a student reports.</w:t>
       </w:r>
     </w:p>
     <w:p>
@@ -1631,7 +1769,7 @@
         <w:pStyle w:val="Compact"/>
       </w:pPr>
       <w:r>
-        <w:t xml:space="preserve">Grade 6 support: the grid weighs two options (sell or hold), not three; the two crashes are taught as one story (2020) with 2008 mentioned in one sentence.</w:t>
+        <w:t xml:space="preserve">Grade 6 support: the grid weighs two options on each day (sell or hold on Day 2; hold or buy with cash on Day 1), and the margin line stays closed for the student unless they ask for it; the two crashes are taught as one story (1929) with 1893 in one sentence.</w:t>
       </w:r>
     </w:p>
     <w:p>
@@ -1643,7 +1781,7 @@
         <w:pStyle w:val="Compact"/>
       </w:pPr>
       <w:r>
-        <w:t xml:space="preserve">Grade 8 stretch: introduce the term loss aversion (losing 100 feels worse than winning 100 feels good) and ask the student to find one line in their journal that shows it; the student computes the percent drop of one venture across the crisis windows from the ledger (a preview of Lesson 2.18).</w:t>
+        <w:t xml:space="preserve">Grade 8 stretch: introduce the term loss aversion (losing $100 feels worse than winning $100 feels good) and ask the student to find one line in their journal that shows it; the student computes the percent drop of one company from Round 6 to Round 7 from the ledger (a preview of Lesson 2.18), and works out the largest margin loan that would still have survived Round 7 on their own ledger.</w:t>
       </w:r>
     </w:p>
     <w:p>
@@ -1667,7 +1805,7 @@
         <w:pStyle w:val="Compact"/>
       </w:pPr>
       <w:r>
-        <w:t xml:space="preserve">No-device alternative: the teacher reads the crisis dispatch from the paper ledger script and posts the Day 6 and Day 7 prices on the board. Students record sells and buys on the ledger sheet. The four-corners poll works the same. The grid is paper already.</w:t>
+        <w:t xml:space="preserve">No-kitchen or no-machine alternative: not needed; the whole lesson is paper, a board and a room to stand up in. If the class cannot move for four corners, the poll is four hand votes.</w:t>
       </w:r>
     </w:p>
     <w:p>
@@ -1773,7 +1911,7 @@
               <w:jc w:val="left"/>
             </w:pPr>
             <w:r>
-              <w:t xml:space="preserve">1. Describe a crash and name two stress signs</w:t>
+              <w:t xml:space="preserve">1. Describe a boom, a margin loan and a crash, and name two stress signs</w:t>
             </w:r>
           </w:p>
         </w:tc>
@@ -1795,7 +1933,7 @@
               <w:jc w:val="left"/>
             </w:pPr>
             <w:r>
-              <w:t xml:space="preserve">Do now; Day 1 exit card</w:t>
+              <w:t xml:space="preserve">Do now both days; Day 1 exit card</w:t>
             </w:r>
           </w:p>
         </w:tc>
@@ -1819,7 +1957,7 @@
               <w:jc w:val="left"/>
             </w:pPr>
             <w:r>
-              <w:t xml:space="preserve">2. Apply the five-step decision model to sell, hold, or buy</w:t>
+              <w:t xml:space="preserve">2. Apply the five-step decision model to sell, hold, buy or borrow</w:t>
             </w:r>
           </w:p>
         </w:tc>
@@ -1841,7 +1979,7 @@
               <w:jc w:val="left"/>
             </w:pPr>
             <w:r>
-              <w:t xml:space="preserve">Decision grid, Day 1 Step 2, and the trades that follow</w:t>
+              <w:t xml:space="preserve">Decision grid, Day 1 Step 2 and Day 2 Step 6, and the trades that follow</w:t>
             </w:r>
           </w:p>
         </w:tc>
@@ -1883,7 +2021,7 @@
               <w:jc w:val="left"/>
             </w:pPr>
             <w:r>
-              <w:t xml:space="preserve">3. Evaluate the Day 1 decision as plan or panic with evidence</w:t>
+              <w:t xml:space="preserve">3. Evaluate the Round 6 and Round 7 decisions as plan, rush or panic with evidence</w:t>
             </w:r>
           </w:p>
         </w:tc>
@@ -1925,7 +2063,7 @@
               <w:t xml:space="preserve">“</w:t>
             </w:r>
             <w:r>
-              <w:t xml:space="preserve">what the crisis taught me</w:t>
+              <w:t xml:space="preserve">what the crash taught me</w:t>
             </w:r>
             <w:r>
               <w:t xml:space="preserve">”</w:t>
@@ -1955,7 +2093,7 @@
         <w:pStyle w:val="FirstParagraph"/>
       </w:pPr>
       <w:r>
-        <w:t xml:space="preserve">None. Optional: ask an adult if they remember 2008 or March 2020 and what they did with their money, if they are willing to say. No dollar amounts.</w:t>
+        <w:t xml:space="preserve">None. Optional: ask an adult if they remember a time the stock market fell, or a family story about hard times handed down, and what people did with their money, if they are willing to say. No dollar amounts.</w:t>
       </w:r>
     </w:p>
     <w:p>
@@ -1991,7 +2129,7 @@
         <w:t xml:space="preserve"> </w:t>
       </w:r>
       <w:r>
-        <w:t xml:space="preserve">step are the health teacher’s territory (HSW 6). Coordinate the week so both classes use the same words; FACS gives health a live stress moment students can name, health gives FACS the calming techniques. Social studies: 2008 and 2020 as recent history.</w:t>
+        <w:t xml:space="preserve">step are the health teacher’s territory (HSW 6). Coordinate the week so both classes use the same words; FACS gives health a live stress moment students can name, health gives FACS the calming techniques. Social studies: the 1920s boom and the crash of October 1929 are US history; the social studies teacher gets a class that has held RADIO at 100 and watched it go to 30.</w:t>
       </w:r>
     </w:p>
     <w:p>
@@ -2073,7 +2211,25 @@
         <w:pStyle w:val="Compact"/>
       </w:pPr>
       <w:r>
-        <w:t xml:space="preserve">My own materials: my original ClassroomStreet plan (Days 7 and 8, the crisis and holding strategy, and the warm-up</w:t>
+        <w:rPr>
+          <w:rStyle w:val="VerbatimChar"/>
+        </w:rPr>
+        <w:t xml:space="preserve">Handout 02.14 - The Gilded Age Market Kit.md</w:t>
+      </w:r>
+      <w:r>
+        <w:t xml:space="preserve">: the margin rule (page 1), the Round 6 and Round 7 prices (page 2), the Round 3, Round 6 and Round 7 dispatches (page 3). Every date and figure in this lesson comes from the kit.</w:t>
+      </w:r>
+    </w:p>
+    <w:p>
+      <w:pPr>
+        <w:numPr>
+          <w:ilvl w:val="0"/>
+          <w:numId w:val="1007"/>
+        </w:numPr>
+        <w:pStyle w:val="Compact"/>
+      </w:pPr>
+      <w:r>
+        <w:t xml:space="preserve">My own materials: my earlier market simulation plan (the crisis and holding strategy days, and the warm-up</w:t>
       </w:r>
       <w:r>
         <w:t xml:space="preserve"> </w:t>
@@ -2088,7 +2244,7 @@
         <w:t xml:space="preserve">”</w:t>
       </w:r>
       <w:r>
-        <w:t xml:space="preserve">); the same plan, section 7 (managing the crisis,</w:t>
+        <w:t xml:space="preserve">; the note</w:t>
       </w:r>
       <w:r>
         <w:t xml:space="preserve"> </w:t>
@@ -2103,19 +2259,7 @@
         <w:t xml:space="preserve">”</w:t>
       </w:r>
       <w:r>
-        <w:t xml:space="preserve">); my ClassroomStreet site notes (the crisis price rules by venture).</w:t>
-      </w:r>
-    </w:p>
-    <w:p>
-      <w:pPr>
-        <w:numPr>
-          <w:ilvl w:val="0"/>
-          <w:numId w:val="1007"/>
-        </w:numPr>
-        <w:pStyle w:val="Compact"/>
-      </w:pPr>
-      <w:r>
-        <w:t xml:space="preserve">The 2008 and 2020 figures are rounded from widely reported values for the S&amp;P 500 index (a fall of about 57 percent from October 2007 to March 2009, recovered by 2013; a fall of about 34 percent from February 19 to March 23, 2020, recovered by August 2020).</w:t>
+        <w:t xml:space="preserve">).</w:t>
       </w:r>
     </w:p>
     <w:p>
@@ -2137,7 +2281,7 @@
         <w:pStyle w:val="Compact"/>
       </w:pPr>
       <w:r>
-        <w:t xml:space="preserve">If Day 1 runs short, cut the journal entry to the three base sentences and take the feelings lines into the Day 2 do now. Never cut the grid before the trading window; a trade with no written decision is the panic the lesson is trying to catch.</w:t>
+        <w:t xml:space="preserve">If Day 1 runs short, cut the journal entry to the three base sentences and the total, and take the feelings lines into the Day 2 do now. Never cut the grid before trading; a trade with no written decision is the rush the lesson is trying to catch.</w:t>
       </w:r>
     </w:p>
     <w:p>
@@ -2149,7 +2293,7 @@
         <w:pStyle w:val="Compact"/>
       </w:pPr>
       <w:r>
-        <w:t xml:space="preserve">The teacher account: load it with Sparkstone before Day 1 so you have a real crashing portfolio to model the grid on. Students watch you not panic.</w:t>
+        <w:t xml:space="preserve">The teacher ledger: load it with RADIO before Day 1 (say, 20 shares bought at 6 in Round 5, worth $2,000 at 100) so you have a real booming ledger to model the grid on, and a real crashing one on Day 2. Students watch you not panic either day.</w:t>
       </w:r>
     </w:p>
     <w:p>
@@ -2161,7 +2305,19 @@
         <w:pStyle w:val="Compact"/>
       </w:pPr>
       <w:r>
-        <w:t xml:space="preserve">Common mistake: a student who sold everything on Day 1 wants to</w:t>
+        <w:t xml:space="preserve">The margin line is the whole reason Day 1 exists. Do not talk anyone out of borrowing. A student who borrows the maximum, buys RADIO at 100 and is wiped out at 30 has the best possible Entry 7, and the rubric scores the reasoning, not the total. Say once, clearly, what a margin call is; then let them decide.</w:t>
+      </w:r>
+    </w:p>
+    <w:p>
+      <w:pPr>
+        <w:numPr>
+          <w:ilvl w:val="0"/>
+          <w:numId w:val="1008"/>
+        </w:numPr>
+        <w:pStyle w:val="Compact"/>
+      </w:pPr>
+      <w:r>
+        <w:t xml:space="preserve">Common mistake: a student who was wiped out or sold everything on Day 2 wants to</w:t>
       </w:r>
       <w:r>
         <w:t xml:space="preserve"> </w:t>
@@ -2179,7 +2335,7 @@
         <w:t xml:space="preserve"> </w:t>
       </w:r>
       <w:r>
-        <w:t xml:space="preserve">No resets during the crisis. The report they write about that decision is worth more than a clean leaderboard.</w:t>
+        <w:t xml:space="preserve">No resets during the crash. The report they write about that decision is worth more than a clean leaderboard. Round 2 (Lessons 2.20 to 2.22) is the fresh $1,000.</w:t>
       </w:r>
     </w:p>
     <w:p>
@@ -2191,7 +2347,7 @@
         <w:pStyle w:val="Compact"/>
       </w:pPr>
       <w:r>
-        <w:t xml:space="preserve">Watch for a student who is genuinely upset, not game upset. It happens about once a year. The device goes face down, the grid gets done on paper, and the leaderboard is not mentioned to that student again this week.</w:t>
+        <w:t xml:space="preserve">Watch for a student who is genuinely upset, not game upset. It happens about once a year. The ledger goes face down, the grid gets done with you, and the leaderboard is not mentioned to that student again this week.</w:t>
       </w:r>
     </w:p>
     <w:p>
@@ -2203,13 +2359,25 @@
         <w:pStyle w:val="Compact"/>
       </w:pPr>
       <w:r>
-        <w:t xml:space="preserve">Do not tell the class the recovery starts next lesson. Some of them will figure it out from the last dispatch of Day 2 and buy low; that is the best possible Entry 7.</w:t>
+        <w:t xml:space="preserve">Do not tell the class what Round 8 brings. Some of them will read the last line of the Round 7 dispatch (</w:t>
+      </w:r>
+      <w:r>
+        <w:t xml:space="preserve">“</w:t>
+      </w:r>
+      <w:r>
+        <w:t xml:space="preserve">the factories are still there</w:t>
+      </w:r>
+      <w:r>
+        <w:t xml:space="preserve">”</w:t>
+      </w:r>
+      <w:r>
+        <w:t xml:space="preserve">) and buy at 30; that is the best possible Entry 7. Some will read it and still be wrong for three more years. That is Lesson 2.18.</w:t>
       </w:r>
     </w:p>
     <w:sectPr>
       <w:headerReference w:type="default" r:id="rId9"/>
       <w:pgSz w:w="12240" w:h="15840"/>
-      <w:pgMar w:top="1440" w:bottom="1440" w:left="1440" w:right="1440" w:header="504"/>
+      <w:pgMar w:top="1296" w:bottom="1296" w:left="1296" w:right="1296" w:header="504"/>
     </w:sectPr>
   </w:body>
 </w:document>

--- a/downloads/documents/04 Units/Unit 02 - Individual Growth and Life Readiness - Me, My Goals, My Money/Lesson 02.17 - The Crisis and Panic Selling.docx
+++ b/downloads/documents/04 Units/Unit 02 - Individual Growth and Life Readiness - Me, My Goals, My Money/Lesson 02.17 - The Crisis and Panic Selling.docx
@@ -41,7 +41,7 @@
         <w:t xml:space="preserve"> </w:t>
       </w:r>
       <w:r>
-        <w:t xml:space="preserve">2.4 The Gilded Age Market Investor Challenge</w:t>
+        <w:t xml:space="preserve">2.4 The Gilded Age Market</w:t>
       </w:r>
       <w:r>
         <w:t xml:space="preserve"> </w:t>
@@ -1196,7 +1196,7 @@
               <w:t xml:space="preserve"> </w:t>
             </w:r>
             <w:r>
-              <w:t xml:space="preserve">Take three numbers from each corner; the margin borrowers are almost always the biggest drops. Do not declare a winner; the next rounds decide that. Then slides 12 to 15: the two crashes this class has already lived through on paper, side by side from the kit dispatches. Round 3, 1893: the Philadelphia and Reading Railroad bankrupt in February, about five hundred banks and more than fifteen thousand businesses failed, about one worker in six out of work; on our board RAIL fell from 45 to 25 and ELEC from 25 to 10, while OIL, GAS and the bank barely moved; and by Round 4 (1901) RAIL was 60 and ELEC 40. Round 7, 1929: brokers called their loans and the borrowers’ selling pushed prices lower; on our board RADIO fell from 100 to 30 and ELEC from 90 to 45, GAS fell least (40 to 32) and the bank did not move. What happened next after 1929, we find out in Round 8. The caution: not every company recovers; that is why diversification, not one lucky guess.</w:t>
+              <w:t xml:space="preserve">Take three numbers from each corner; the margin borrowers are almost always the biggest drops. Do not declare a winner; the next rounds decide that. Then slides 15 and 16: the two crashes this class has already lived through on paper, side by side from the kit dispatches. Round 3, 1893: the Philadelphia and Reading Railroad bankrupt in February, about five hundred banks and more than fifteen thousand businesses failed, about one worker in six out of work; on our board RAIL fell from 45 to 25 and ELEC from 25 to 10, while OIL, GAS and the bank barely moved; and by Round 4 (1901) RAIL was 60 and ELEC 40. Round 7, 1929: brokers called their loans and the borrowers’ selling pushed prices lower; on our board RADIO fell from 100 to 30 and ELEC from 90 to 45, GAS fell least (40 to 32) and the bank did not move. What happened next after 1929, we find out in Round 8. The caution: not every company recovers; that is why diversification, not one lucky guess.</w:t>
             </w:r>
           </w:p>
         </w:tc>
